--- a/Sample-Chapters/Notes_GB.docx
+++ b/Sample-Chapters/Notes_GB.docx
@@ -4,19 +4,6 @@
   <w:body>
     <w:p>
       <w:r>
-        <w:t>When checking modification, b</w:t>
-      </w:r>
-      <w:r>
-        <w:t>e careful with first lines (for pdf, problems with knitting on my side)</w:t>
-      </w:r>
-    </w:p>
-    <w:p>
-      <w:r>
-        <w:t>Should we go back to html knitting? Less problem and we can just save the html as pdf?</w:t>
-      </w:r>
-    </w:p>
-    <w:p>
-      <w:r>
         <w:t>Questions</w:t>
       </w:r>
     </w:p>
@@ -47,10 +34,13 @@
         </w:numPr>
       </w:pPr>
       <w:r>
-        <w:t>Learning objectives : do we want t</w:t>
-      </w:r>
-      <w:r>
-        <w:t>hem to fit the sections?</w:t>
+        <w:t>Transit</w:t>
+      </w:r>
+      <w:r>
+        <w:t>/HSR</w:t>
+      </w:r>
+      <w:r>
+        <w:t xml:space="preserve"> = public transport</w:t>
       </w:r>
     </w:p>
     <w:p>
@@ -62,7 +52,19 @@
         </w:numPr>
       </w:pPr>
       <w:r>
-        <w:t>“identically named functions exist in several packages”. How does R know which one we are calling?</w:t>
+        <w:t>Why are models on a 1-to1- scale undesirable: This is not discussed in the text.</w:t>
+      </w:r>
+    </w:p>
+    <w:p>
+      <w:pPr>
+        <w:pStyle w:val="ListParagraph"/>
+        <w:numPr>
+          <w:ilvl w:val="0"/>
+          <w:numId w:val="1"/>
+        </w:numPr>
+      </w:pPr>
+      <w:r>
+        <w:t>Chapter 3: Fundamental concepts</w:t>
       </w:r>
     </w:p>
     <w:p>
@@ -74,7 +76,19 @@
         </w:numPr>
       </w:pPr>
       <w:r>
-        <w:t>Column specification warning : explain? (changed warning to message)</w:t>
+        <w:t>Section A simple random utility discrete choice model: explain how the Pdo-mothing formula is obtained from the cumulative distribution function of the uniform function (p.8)</w:t>
+      </w:r>
+    </w:p>
+    <w:p>
+      <w:pPr>
+        <w:pStyle w:val="ListParagraph"/>
+        <w:numPr>
+          <w:ilvl w:val="0"/>
+          <w:numId w:val="1"/>
+        </w:numPr>
+      </w:pPr>
+      <w:r>
+        <w:t>Chapter 05- Practical issues</w:t>
       </w:r>
     </w:p>
     <w:p>
@@ -86,7 +100,7 @@
         </w:numPr>
       </w:pPr>
       <w:r>
-        <w:t>Summary(mc_mode-choice) does not appear in pdf..</w:t>
+        <w:t>Check problems with new data format (problems with some estimations of more complex model, not the exact same formatting)</w:t>
       </w:r>
     </w:p>
     <w:p>
@@ -98,7 +112,7 @@
         </w:numPr>
       </w:pPr>
       <w:r>
-        <w:t>Transit = public transport?</w:t>
+        <w:t>Expansion coefficient say it’s the same as interaction effects</w:t>
       </w:r>
     </w:p>
     <w:p>
@@ -110,7 +124,19 @@
         </w:numPr>
       </w:pPr>
       <w:r>
-        <w:t>Cycle walk hsd car, label= how do we know which order?</w:t>
+        <w:t>Model.matrix: check that it works well</w:t>
+      </w:r>
+    </w:p>
+    <w:p>
+      <w:pPr>
+        <w:pStyle w:val="ListParagraph"/>
+        <w:numPr>
+          <w:ilvl w:val="0"/>
+          <w:numId w:val="1"/>
+        </w:numPr>
+      </w:pPr>
+      <w:r>
+        <w:t>Chapter 06: Behavioral insights</w:t>
       </w:r>
     </w:p>
     <w:p>
@@ -122,7 +148,7 @@
         </w:numPr>
       </w:pPr>
       <w:r>
-        <w:t>Dplyr here does not appear in pdf</w:t>
+        <w:t>Figure 1: discuss that the maximal elasticity might not be at the mean value of an x variable depending on the range of this variable</w:t>
       </w:r>
     </w:p>
     <w:p>
@@ -134,7 +160,7 @@
         </w:numPr>
       </w:pPr>
       <w:r>
-        <w:t>Why are models on a 1-to1- scale undesirable: This is not discussed in the text.</w:t>
+        <w:t xml:space="preserve">R functions for elasticity and marginal effects: problems when changing the reference level. </w:t>
       </w:r>
     </w:p>
     <w:p>
@@ -146,7 +172,7 @@
         </w:numPr>
       </w:pPr>
       <w:r>
-        <w:t>Check final pdf.</w:t>
+        <w:t>Market simulation: discuss representativeness of sample and weights</w:t>
       </w:r>
     </w:p>
     <w:p>
@@ -192,7 +218,7 @@
         <w:ind w:left="1440" w:hanging="360"/>
       </w:pPr>
     </w:lvl>
-    <w:lvl w:ilvl="2" w:tplc="1009001B" w:tentative="1">
+    <w:lvl w:ilvl="2" w:tplc="1009001B">
       <w:start w:val="1"/>
       <w:numFmt w:val="lowerRoman"/>
       <w:lvlText w:val="%3."/>
